--- a/docs/analysis_report.docx
+++ b/docs/analysis_report.docx
@@ -530,6 +530,7 @@
           <w:rFonts w:cs="Times New Roman"/>
           <w:szCs w:val="24"/>
         </w:rPr>
+        <w:lastRenderedPageBreak/>
         <w:t>Trong thí nghiệm này, các yếu tố như dataset, số lượng node, database engine, transaction logic và cách đo metric được giữ cố định. Biến được thay đổi có kiểm soát là Network Latency.</w:t>
       </w:r>
     </w:p>
@@ -545,7 +546,6 @@
           <w:rFonts w:cs="Times New Roman"/>
           <w:szCs w:val="24"/>
         </w:rPr>
-        <w:lastRenderedPageBreak/>
         <w:t>Do đó, nếu tổng thời gian xử lý transaction tăng khi latency tăng, nguyên nhân chính có thể được giải thích là do thành phần Comm tăng.</w:t>
       </w:r>
     </w:p>
@@ -834,6 +834,7 @@
         <w:rPr>
           <w:rFonts w:cs="Times New Roman"/>
           <w:szCs w:val="24"/>
+          <w:lang w:val="vi-VN"/>
         </w:rPr>
       </w:pPr>
       <w:r>
@@ -842,6 +843,18 @@
           <w:szCs w:val="24"/>
         </w:rPr>
         <w:t>Trước khi đo chính thức, hệ thống thực hiện warm-up để giảm ảnh hưởng của các yếu tố khởi động ban đầu.</w:t>
+      </w:r>
+    </w:p>
+    <w:p>
+      <w:pPr>
+        <w:rPr>
+          <w:rFonts w:cs="Times New Roman"/>
+          <w:szCs w:val="24"/>
+          <w:lang w:val="vi-VN"/>
+        </w:rPr>
+      </w:pPr>
+      <w:r>
+        <w:t>Trong benchmark chính thức, giá trị amount được cố định ở mức 10.0 nhằm cô lập tác động của Network Latency và tránh việc transaction bị abort do thiếu số dư. Nhờ vậy, kết quả benchmark phản ánh rõ hơn chi phí truyền thông và Cost of Coordination thay vì bị nhiễu bởi các nguyên nhân nghiệp vụ khác.</w:t>
       </w:r>
     </w:p>
     <w:p>
@@ -1182,6 +1195,7 @@
                 <w:rFonts w:cs="Times New Roman"/>
                 <w:szCs w:val="24"/>
               </w:rPr>
+              <w:lastRenderedPageBreak/>
               <w:t>mean_total_time_ms</w:t>
             </w:r>
           </w:p>
@@ -1404,7 +1418,6 @@
           <w:rFonts w:eastAsia="Consolas" w:cs="Times New Roman"/>
           <w:szCs w:val="24"/>
         </w:rPr>
-        <w:lastRenderedPageBreak/>
         <w:t xml:space="preserve">Cost of Coordination (%) = Network Waiting Time / Total Transaction Time x </w:t>
       </w:r>
       <w:r>
@@ -2314,6 +2327,7 @@
         <w:pStyle w:val="Heading1"/>
       </w:pPr>
       <w:r>
+        <w:lastRenderedPageBreak/>
         <w:t>5. Phân Tích Total Transaction Time</w:t>
       </w:r>
     </w:p>
@@ -2343,378 +2357,6 @@
                 <pic:pic xmlns:pic="http://schemas.openxmlformats.org/drawingml/2006/picture">
                   <pic:nvPicPr>
                     <pic:cNvPr id="0" name="total_time_by_latency.png"/>
-                    <pic:cNvPicPr/>
-                  </pic:nvPicPr>
-                  <pic:blipFill>
-                    <a:blip r:embed="rId6"/>
-                    <a:stretch>
-                      <a:fillRect/>
-                    </a:stretch>
-                  </pic:blipFill>
-                  <pic:spPr>
-                    <a:xfrm>
-                      <a:off x="0" y="0"/>
-                      <a:ext cx="5940000" cy="3712500"/>
-                    </a:xfrm>
-                    <a:prstGeom prst="rect">
-                      <a:avLst/>
-                    </a:prstGeom>
-                  </pic:spPr>
-                </pic:pic>
-              </a:graphicData>
-            </a:graphic>
-          </wp:inline>
-        </w:drawing>
-      </w:r>
-    </w:p>
-    <w:p>
-      <w:pPr>
-        <w:jc w:val="center"/>
-        <w:rPr>
-          <w:rFonts w:cs="Times New Roman"/>
-          <w:szCs w:val="24"/>
-        </w:rPr>
-      </w:pPr>
-      <w:r>
-        <w:rPr>
-          <w:rFonts w:cs="Times New Roman"/>
-          <w:i/>
-          <w:szCs w:val="24"/>
-        </w:rPr>
-        <w:t>Hình</w:t>
-      </w:r>
-      <w:r>
-        <w:rPr>
-          <w:rFonts w:cs="Times New Roman"/>
-          <w:i/>
-          <w:szCs w:val="24"/>
-          <w:lang w:val="vi-VN"/>
-        </w:rPr>
-        <w:t xml:space="preserve"> </w:t>
-      </w:r>
-      <w:r>
-        <w:rPr>
-          <w:rFonts w:cs="Times New Roman"/>
-          <w:i/>
-          <w:szCs w:val="24"/>
-        </w:rPr>
-        <w:t>5</w:t>
-      </w:r>
-      <w:r>
-        <w:rPr>
-          <w:rFonts w:cs="Times New Roman"/>
-          <w:i/>
-          <w:szCs w:val="24"/>
-          <w:lang w:val="vi-VN"/>
-        </w:rPr>
-        <w:t xml:space="preserve">.1. </w:t>
-      </w:r>
-      <w:r>
-        <w:rPr>
-          <w:rFonts w:cs="Times New Roman"/>
-          <w:i/>
-          <w:szCs w:val="24"/>
-        </w:rPr>
-        <w:t>Total Transaction Time by Latency</w:t>
-      </w:r>
-    </w:p>
-    <w:p>
-      <w:pPr>
-        <w:rPr>
-          <w:rFonts w:cs="Times New Roman"/>
-          <w:szCs w:val="24"/>
-        </w:rPr>
-      </w:pPr>
-      <w:r>
-        <w:rPr>
-          <w:rFonts w:cs="Times New Roman"/>
-          <w:szCs w:val="24"/>
-        </w:rPr>
-        <w:lastRenderedPageBreak/>
-        <w:t>Mean Total Transaction Time tăng mạnh khi Network Latency tăng.</w:t>
-      </w:r>
-    </w:p>
-    <w:p>
-      <w:pPr>
-        <w:rPr>
-          <w:rFonts w:cs="Times New Roman"/>
-          <w:szCs w:val="24"/>
-        </w:rPr>
-      </w:pPr>
-      <w:r>
-        <w:rPr>
-          <w:rFonts w:cs="Times New Roman"/>
-          <w:szCs w:val="24"/>
-        </w:rPr>
-        <w:t>Ở mức latency 1ms, thời gian xử lý trung bình là 57.97 ms. Khi latency tăng lên 50ms, thời gian xử lý trung bình tăng lên 253.30 ms. Ở mức latency 250ms, thời gian xử lý trung bình đạt 1057.85 ms.</w:t>
-      </w:r>
-    </w:p>
-    <w:p>
-      <w:pPr>
-        <w:rPr>
-          <w:rFonts w:cs="Times New Roman"/>
-          <w:szCs w:val="24"/>
-          <w:lang w:val="vi-VN"/>
-        </w:rPr>
-      </w:pPr>
-      <w:r>
-        <w:rPr>
-          <w:rFonts w:cs="Times New Roman"/>
-          <w:szCs w:val="24"/>
-        </w:rPr>
-        <w:t>So với mức latency 1ms, thời gian xử lý trung bình ở mức 250ms tăng khoảng:</w:t>
-      </w:r>
-    </w:p>
-    <w:p>
-      <w:pPr>
-        <w:ind w:firstLine="720"/>
-        <w:rPr>
-          <w:rFonts w:cs="Times New Roman"/>
-          <w:szCs w:val="24"/>
-        </w:rPr>
-      </w:pPr>
-      <w:r>
-        <w:rPr>
-          <w:rFonts w:eastAsia="Consolas" w:cs="Times New Roman"/>
-          <w:szCs w:val="24"/>
-        </w:rPr>
-        <w:t>1057.85 / 57.97 ~= 18.25 lần</w:t>
-      </w:r>
-    </w:p>
-    <w:p>
-      <w:pPr>
-        <w:rPr>
-          <w:rFonts w:cs="Times New Roman"/>
-          <w:szCs w:val="24"/>
-        </w:rPr>
-      </w:pPr>
-      <w:r>
-        <w:rPr>
-          <w:rFonts w:cs="Times New Roman"/>
-          <w:szCs w:val="24"/>
-        </w:rPr>
-        <w:t>Điều này chứng minh Network Latency có tác động trực tiếp đến hiệu năng của Distributed Transaction sử dụng Two-Phase Commit. Sự gia tăng này xuất hiện vì 2PC cần nhiều vòng giao tiếp giữa Coordinator và Participant Node. Khi latency tăng, thời gian truyền thông trong mỗi phase cũng tăng theo.</w:t>
-      </w:r>
-    </w:p>
-    <w:p>
-      <w:pPr>
-        <w:pStyle w:val="Heading1"/>
-      </w:pPr>
-      <w:r>
-        <w:t>6. Phân Tích Cost of Coordination</w:t>
-      </w:r>
-    </w:p>
-    <w:p>
-      <w:pPr>
-        <w:rPr>
-          <w:rFonts w:cs="Times New Roman"/>
-          <w:szCs w:val="24"/>
-        </w:rPr>
-      </w:pPr>
-      <w:r>
-        <w:rPr>
-          <w:rFonts w:cs="Times New Roman"/>
-          <w:noProof/>
-          <w:szCs w:val="24"/>
-        </w:rPr>
-        <w:drawing>
-          <wp:inline distT="0" distB="0" distL="0" distR="0" wp14:anchorId="39F3771D" wp14:editId="4C2D70D2">
-            <wp:extent cx="5940000" cy="3712500"/>
-            <wp:effectExtent l="0" t="0" r="0" b="0"/>
-            <wp:docPr id="2" name="Picture 2"/>
-            <wp:cNvGraphicFramePr>
-              <a:graphicFrameLocks xmlns:a="http://schemas.openxmlformats.org/drawingml/2006/main" noChangeAspect="1"/>
-            </wp:cNvGraphicFramePr>
-            <a:graphic xmlns:a="http://schemas.openxmlformats.org/drawingml/2006/main">
-              <a:graphicData uri="http://schemas.openxmlformats.org/drawingml/2006/picture">
-                <pic:pic xmlns:pic="http://schemas.openxmlformats.org/drawingml/2006/picture">
-                  <pic:nvPicPr>
-                    <pic:cNvPr id="0" name="coordination_cost.png"/>
-                    <pic:cNvPicPr/>
-                  </pic:nvPicPr>
-                  <pic:blipFill>
-                    <a:blip r:embed="rId7"/>
-                    <a:stretch>
-                      <a:fillRect/>
-                    </a:stretch>
-                  </pic:blipFill>
-                  <pic:spPr>
-                    <a:xfrm>
-                      <a:off x="0" y="0"/>
-                      <a:ext cx="5940000" cy="3712500"/>
-                    </a:xfrm>
-                    <a:prstGeom prst="rect">
-                      <a:avLst/>
-                    </a:prstGeom>
-                  </pic:spPr>
-                </pic:pic>
-              </a:graphicData>
-            </a:graphic>
-          </wp:inline>
-        </w:drawing>
-      </w:r>
-    </w:p>
-    <w:p>
-      <w:pPr>
-        <w:jc w:val="center"/>
-        <w:rPr>
-          <w:rFonts w:cs="Times New Roman"/>
-          <w:szCs w:val="24"/>
-        </w:rPr>
-      </w:pPr>
-      <w:r>
-        <w:rPr>
-          <w:rFonts w:cs="Times New Roman"/>
-          <w:i/>
-          <w:szCs w:val="24"/>
-        </w:rPr>
-        <w:t>Hình</w:t>
-      </w:r>
-      <w:r>
-        <w:rPr>
-          <w:rFonts w:cs="Times New Roman"/>
-          <w:i/>
-          <w:szCs w:val="24"/>
-          <w:lang w:val="vi-VN"/>
-        </w:rPr>
-        <w:t xml:space="preserve"> 6.1. </w:t>
-      </w:r>
-      <w:r>
-        <w:rPr>
-          <w:rFonts w:cs="Times New Roman"/>
-          <w:i/>
-          <w:szCs w:val="24"/>
-        </w:rPr>
-        <w:t>Cost of Coordination</w:t>
-      </w:r>
-    </w:p>
-    <w:p>
-      <w:pPr>
-        <w:rPr>
-          <w:rFonts w:cs="Times New Roman"/>
-          <w:szCs w:val="24"/>
-        </w:rPr>
-      </w:pPr>
-      <w:r>
-        <w:rPr>
-          <w:rFonts w:cs="Times New Roman"/>
-          <w:szCs w:val="24"/>
-        </w:rPr>
-        <w:t>Cost of Coordination tăng mạnh theo Network Latency.</w:t>
-      </w:r>
-    </w:p>
-    <w:p>
-      <w:pPr>
-        <w:rPr>
-          <w:rFonts w:cs="Times New Roman"/>
-          <w:szCs w:val="24"/>
-        </w:rPr>
-      </w:pPr>
-      <w:r>
-        <w:rPr>
-          <w:rFonts w:cs="Times New Roman"/>
-          <w:szCs w:val="24"/>
-        </w:rPr>
-        <w:t>Ở mức latency 1ms, Cost of Coordination chiếm 58.70% tổng thời gian xử lý. Khi latency tăng lên 50ms, tỷ lệ này đạt 90.37%. Ở mức 250ms, Cost of Coordination đạt 97.33%.</w:t>
-      </w:r>
-    </w:p>
-    <w:p>
-      <w:pPr>
-        <w:rPr>
-          <w:rFonts w:cs="Times New Roman"/>
-          <w:szCs w:val="24"/>
-        </w:rPr>
-      </w:pPr>
-      <w:r>
-        <w:rPr>
-          <w:rFonts w:cs="Times New Roman"/>
-          <w:szCs w:val="24"/>
-        </w:rPr>
-        <w:t>Điều này cho thấy trong môi trường mạng có độ trễ cao, phần lớn thời gian xử lý transaction không nằm ở thao tác đọc/ghi dữ liệu hoặc xử lý CPU, mà nằm ở chi phí truyền thông và điều phối giữa Coordinator với các Participant Node.</w:t>
-      </w:r>
-    </w:p>
-    <w:p>
-      <w:pPr>
-        <w:rPr>
-          <w:rFonts w:cs="Times New Roman"/>
-          <w:szCs w:val="24"/>
-          <w:lang w:val="vi-VN"/>
-        </w:rPr>
-      </w:pPr>
-      <w:r>
-        <w:rPr>
-          <w:rFonts w:cs="Times New Roman"/>
-          <w:szCs w:val="24"/>
-        </w:rPr>
-        <w:t>Kết quả này phù hợp với mô hình:</w:t>
-      </w:r>
-    </w:p>
-    <w:p>
-      <w:pPr>
-        <w:ind w:firstLine="720"/>
-        <w:rPr>
-          <w:rFonts w:cs="Times New Roman"/>
-          <w:szCs w:val="24"/>
-        </w:rPr>
-      </w:pPr>
-      <w:r>
-        <w:rPr>
-          <w:rFonts w:eastAsia="Consolas" w:cs="Times New Roman"/>
-          <w:szCs w:val="24"/>
-        </w:rPr>
-        <w:t>Cost = IO + CPU + Comm</w:t>
-      </w:r>
-    </w:p>
-    <w:p>
-      <w:pPr>
-        <w:rPr>
-          <w:rFonts w:cs="Times New Roman"/>
-          <w:szCs w:val="24"/>
-        </w:rPr>
-      </w:pPr>
-      <w:r>
-        <w:rPr>
-          <w:rFonts w:cs="Times New Roman"/>
-          <w:szCs w:val="24"/>
-        </w:rPr>
-        <w:lastRenderedPageBreak/>
-        <w:t>Trong đó Comm là thành phần tăng mạnh nhất khi Network Latency tăng.</w:t>
-      </w:r>
-    </w:p>
-    <w:p>
-      <w:pPr>
-        <w:pStyle w:val="Heading1"/>
-      </w:pPr>
-      <w:r>
-        <w:t>7. Phân Tích Doing Work Time Và Network Waiting Time</w:t>
-      </w:r>
-    </w:p>
-    <w:p>
-      <w:pPr>
-        <w:rPr>
-          <w:rFonts w:cs="Times New Roman"/>
-          <w:szCs w:val="24"/>
-        </w:rPr>
-      </w:pPr>
-      <w:r>
-        <w:rPr>
-          <w:rFonts w:cs="Times New Roman"/>
-          <w:noProof/>
-          <w:szCs w:val="24"/>
-        </w:rPr>
-        <w:drawing>
-          <wp:inline distT="0" distB="0" distL="0" distR="0" wp14:anchorId="064E079A" wp14:editId="7A865437">
-            <wp:extent cx="5940000" cy="3712500"/>
-            <wp:effectExtent l="0" t="0" r="0" b="0"/>
-            <wp:docPr id="3" name="Picture 3"/>
-            <wp:cNvGraphicFramePr>
-              <a:graphicFrameLocks xmlns:a="http://schemas.openxmlformats.org/drawingml/2006/main" noChangeAspect="1"/>
-            </wp:cNvGraphicFramePr>
-            <a:graphic xmlns:a="http://schemas.openxmlformats.org/drawingml/2006/main">
-              <a:graphicData uri="http://schemas.openxmlformats.org/drawingml/2006/picture">
-                <pic:pic xmlns:pic="http://schemas.openxmlformats.org/drawingml/2006/picture">
-                  <pic:nvPicPr>
-                    <pic:cNvPr id="0" name="work_vs_network.png"/>
                     <pic:cNvPicPr/>
                   </pic:nvPicPr>
                   <pic:blipFill>
@@ -2770,6 +2412,378 @@
           <w:i/>
           <w:szCs w:val="24"/>
         </w:rPr>
+        <w:t>5</w:t>
+      </w:r>
+      <w:r>
+        <w:rPr>
+          <w:rFonts w:cs="Times New Roman"/>
+          <w:i/>
+          <w:szCs w:val="24"/>
+          <w:lang w:val="vi-VN"/>
+        </w:rPr>
+        <w:t xml:space="preserve">.1. </w:t>
+      </w:r>
+      <w:r>
+        <w:rPr>
+          <w:rFonts w:cs="Times New Roman"/>
+          <w:i/>
+          <w:szCs w:val="24"/>
+        </w:rPr>
+        <w:t>Total Transaction Time by Latency</w:t>
+      </w:r>
+    </w:p>
+    <w:p>
+      <w:pPr>
+        <w:rPr>
+          <w:rFonts w:cs="Times New Roman"/>
+          <w:szCs w:val="24"/>
+        </w:rPr>
+      </w:pPr>
+      <w:r>
+        <w:rPr>
+          <w:rFonts w:cs="Times New Roman"/>
+          <w:szCs w:val="24"/>
+        </w:rPr>
+        <w:t>Mean Total Transaction Time tăng mạnh khi Network Latency tăng.</w:t>
+      </w:r>
+    </w:p>
+    <w:p>
+      <w:pPr>
+        <w:rPr>
+          <w:rFonts w:cs="Times New Roman"/>
+          <w:szCs w:val="24"/>
+        </w:rPr>
+      </w:pPr>
+      <w:r>
+        <w:rPr>
+          <w:rFonts w:cs="Times New Roman"/>
+          <w:szCs w:val="24"/>
+        </w:rPr>
+        <w:t>Ở mức latency 1ms, thời gian xử lý trung bình là 57.97 ms. Khi latency tăng lên 50ms, thời gian xử lý trung bình tăng lên 253.30 ms. Ở mức latency 250ms, thời gian xử lý trung bình đạt 1057.85 ms.</w:t>
+      </w:r>
+    </w:p>
+    <w:p>
+      <w:pPr>
+        <w:rPr>
+          <w:rFonts w:cs="Times New Roman"/>
+          <w:szCs w:val="24"/>
+          <w:lang w:val="vi-VN"/>
+        </w:rPr>
+      </w:pPr>
+      <w:r>
+        <w:rPr>
+          <w:rFonts w:cs="Times New Roman"/>
+          <w:szCs w:val="24"/>
+        </w:rPr>
+        <w:t>So với mức latency 1ms, thời gian xử lý trung bình ở mức 250ms tăng khoảng:</w:t>
+      </w:r>
+    </w:p>
+    <w:p>
+      <w:pPr>
+        <w:ind w:firstLine="720"/>
+        <w:rPr>
+          <w:rFonts w:cs="Times New Roman"/>
+          <w:szCs w:val="24"/>
+        </w:rPr>
+      </w:pPr>
+      <w:r>
+        <w:rPr>
+          <w:rFonts w:eastAsia="Consolas" w:cs="Times New Roman"/>
+          <w:szCs w:val="24"/>
+        </w:rPr>
+        <w:t>1057.85 / 57.97 ~= 18.25 lần</w:t>
+      </w:r>
+    </w:p>
+    <w:p>
+      <w:pPr>
+        <w:rPr>
+          <w:rFonts w:cs="Times New Roman"/>
+          <w:szCs w:val="24"/>
+        </w:rPr>
+      </w:pPr>
+      <w:r>
+        <w:rPr>
+          <w:rFonts w:cs="Times New Roman"/>
+          <w:szCs w:val="24"/>
+        </w:rPr>
+        <w:t>Điều này chứng minh Network Latency có tác động trực tiếp đến hiệu năng của Distributed Transaction sử dụng Two-Phase Commit. Sự gia tăng này xuất hiện vì 2PC cần nhiều vòng giao tiếp giữa Coordinator và Participant Node. Khi latency tăng, thời gian truyền thông trong mỗi phase cũng tăng theo.</w:t>
+      </w:r>
+    </w:p>
+    <w:p>
+      <w:pPr>
+        <w:pStyle w:val="Heading1"/>
+      </w:pPr>
+      <w:r>
+        <w:lastRenderedPageBreak/>
+        <w:t>6. Phân Tích Cost of Coordination</w:t>
+      </w:r>
+    </w:p>
+    <w:p>
+      <w:pPr>
+        <w:rPr>
+          <w:rFonts w:cs="Times New Roman"/>
+          <w:szCs w:val="24"/>
+        </w:rPr>
+      </w:pPr>
+      <w:r>
+        <w:rPr>
+          <w:rFonts w:cs="Times New Roman"/>
+          <w:noProof/>
+          <w:szCs w:val="24"/>
+        </w:rPr>
+        <w:drawing>
+          <wp:inline distT="0" distB="0" distL="0" distR="0" wp14:anchorId="39F3771D" wp14:editId="4C2D70D2">
+            <wp:extent cx="5940000" cy="3712500"/>
+            <wp:effectExtent l="0" t="0" r="0" b="0"/>
+            <wp:docPr id="2" name="Picture 2"/>
+            <wp:cNvGraphicFramePr>
+              <a:graphicFrameLocks xmlns:a="http://schemas.openxmlformats.org/drawingml/2006/main" noChangeAspect="1"/>
+            </wp:cNvGraphicFramePr>
+            <a:graphic xmlns:a="http://schemas.openxmlformats.org/drawingml/2006/main">
+              <a:graphicData uri="http://schemas.openxmlformats.org/drawingml/2006/picture">
+                <pic:pic xmlns:pic="http://schemas.openxmlformats.org/drawingml/2006/picture">
+                  <pic:nvPicPr>
+                    <pic:cNvPr id="0" name="coordination_cost.png"/>
+                    <pic:cNvPicPr/>
+                  </pic:nvPicPr>
+                  <pic:blipFill>
+                    <a:blip r:embed="rId9"/>
+                    <a:stretch>
+                      <a:fillRect/>
+                    </a:stretch>
+                  </pic:blipFill>
+                  <pic:spPr>
+                    <a:xfrm>
+                      <a:off x="0" y="0"/>
+                      <a:ext cx="5940000" cy="3712500"/>
+                    </a:xfrm>
+                    <a:prstGeom prst="rect">
+                      <a:avLst/>
+                    </a:prstGeom>
+                  </pic:spPr>
+                </pic:pic>
+              </a:graphicData>
+            </a:graphic>
+          </wp:inline>
+        </w:drawing>
+      </w:r>
+    </w:p>
+    <w:p>
+      <w:pPr>
+        <w:jc w:val="center"/>
+        <w:rPr>
+          <w:rFonts w:cs="Times New Roman"/>
+          <w:szCs w:val="24"/>
+        </w:rPr>
+      </w:pPr>
+      <w:r>
+        <w:rPr>
+          <w:rFonts w:cs="Times New Roman"/>
+          <w:i/>
+          <w:szCs w:val="24"/>
+        </w:rPr>
+        <w:t>Hình</w:t>
+      </w:r>
+      <w:r>
+        <w:rPr>
+          <w:rFonts w:cs="Times New Roman"/>
+          <w:i/>
+          <w:szCs w:val="24"/>
+          <w:lang w:val="vi-VN"/>
+        </w:rPr>
+        <w:t xml:space="preserve"> 6.1. </w:t>
+      </w:r>
+      <w:r>
+        <w:rPr>
+          <w:rFonts w:cs="Times New Roman"/>
+          <w:i/>
+          <w:szCs w:val="24"/>
+        </w:rPr>
+        <w:t>Cost of Coordination</w:t>
+      </w:r>
+    </w:p>
+    <w:p>
+      <w:pPr>
+        <w:rPr>
+          <w:rFonts w:cs="Times New Roman"/>
+          <w:szCs w:val="24"/>
+        </w:rPr>
+      </w:pPr>
+      <w:r>
+        <w:rPr>
+          <w:rFonts w:cs="Times New Roman"/>
+          <w:szCs w:val="24"/>
+        </w:rPr>
+        <w:t>Cost of Coordination tăng mạnh theo Network Latency.</w:t>
+      </w:r>
+    </w:p>
+    <w:p>
+      <w:pPr>
+        <w:rPr>
+          <w:rFonts w:cs="Times New Roman"/>
+          <w:szCs w:val="24"/>
+        </w:rPr>
+      </w:pPr>
+      <w:r>
+        <w:rPr>
+          <w:rFonts w:cs="Times New Roman"/>
+          <w:szCs w:val="24"/>
+        </w:rPr>
+        <w:t>Ở mức latency 1ms, Cost of Coordination chiếm 58.70% tổng thời gian xử lý. Khi latency tăng lên 50ms, tỷ lệ này đạt 90.37%. Ở mức 250ms, Cost of Coordination đạt 97.33%.</w:t>
+      </w:r>
+    </w:p>
+    <w:p>
+      <w:pPr>
+        <w:rPr>
+          <w:rFonts w:cs="Times New Roman"/>
+          <w:szCs w:val="24"/>
+        </w:rPr>
+      </w:pPr>
+      <w:r>
+        <w:rPr>
+          <w:rFonts w:cs="Times New Roman"/>
+          <w:szCs w:val="24"/>
+        </w:rPr>
+        <w:t>Điều này cho thấy trong môi trường mạng có độ trễ cao, phần lớn thời gian xử lý transaction không nằm ở thao tác đọc/ghi dữ liệu hoặc xử lý CPU, mà nằm ở chi phí truyền thông và điều phối giữa Coordinator với các Participant Node.</w:t>
+      </w:r>
+    </w:p>
+    <w:p>
+      <w:pPr>
+        <w:rPr>
+          <w:rFonts w:cs="Times New Roman"/>
+          <w:szCs w:val="24"/>
+          <w:lang w:val="vi-VN"/>
+        </w:rPr>
+      </w:pPr>
+      <w:r>
+        <w:rPr>
+          <w:rFonts w:cs="Times New Roman"/>
+          <w:szCs w:val="24"/>
+        </w:rPr>
+        <w:t>Kết quả này phù hợp với mô hình:</w:t>
+      </w:r>
+    </w:p>
+    <w:p>
+      <w:pPr>
+        <w:ind w:firstLine="720"/>
+        <w:rPr>
+          <w:rFonts w:cs="Times New Roman"/>
+          <w:szCs w:val="24"/>
+        </w:rPr>
+      </w:pPr>
+      <w:r>
+        <w:rPr>
+          <w:rFonts w:eastAsia="Consolas" w:cs="Times New Roman"/>
+          <w:szCs w:val="24"/>
+        </w:rPr>
+        <w:t>Cost = IO + CPU + Comm</w:t>
+      </w:r>
+    </w:p>
+    <w:p>
+      <w:pPr>
+        <w:rPr>
+          <w:rFonts w:cs="Times New Roman"/>
+          <w:szCs w:val="24"/>
+        </w:rPr>
+      </w:pPr>
+      <w:r>
+        <w:rPr>
+          <w:rFonts w:cs="Times New Roman"/>
+          <w:szCs w:val="24"/>
+        </w:rPr>
+        <w:t>Trong đó Comm là thành phần tăng mạnh nhất khi Network Latency tăng.</w:t>
+      </w:r>
+    </w:p>
+    <w:p>
+      <w:pPr>
+        <w:pStyle w:val="Heading1"/>
+      </w:pPr>
+      <w:r>
+        <w:lastRenderedPageBreak/>
+        <w:t>7. Phân Tích Doing Work Time Và Network Waiting Time</w:t>
+      </w:r>
+    </w:p>
+    <w:p>
+      <w:pPr>
+        <w:rPr>
+          <w:rFonts w:cs="Times New Roman"/>
+          <w:szCs w:val="24"/>
+        </w:rPr>
+      </w:pPr>
+      <w:r>
+        <w:rPr>
+          <w:rFonts w:cs="Times New Roman"/>
+          <w:noProof/>
+          <w:szCs w:val="24"/>
+        </w:rPr>
+        <w:drawing>
+          <wp:inline distT="0" distB="0" distL="0" distR="0" wp14:anchorId="064E079A" wp14:editId="7A865437">
+            <wp:extent cx="5940000" cy="3712500"/>
+            <wp:effectExtent l="0" t="0" r="0" b="0"/>
+            <wp:docPr id="3" name="Picture 3"/>
+            <wp:cNvGraphicFramePr>
+              <a:graphicFrameLocks xmlns:a="http://schemas.openxmlformats.org/drawingml/2006/main" noChangeAspect="1"/>
+            </wp:cNvGraphicFramePr>
+            <a:graphic xmlns:a="http://schemas.openxmlformats.org/drawingml/2006/main">
+              <a:graphicData uri="http://schemas.openxmlformats.org/drawingml/2006/picture">
+                <pic:pic xmlns:pic="http://schemas.openxmlformats.org/drawingml/2006/picture">
+                  <pic:nvPicPr>
+                    <pic:cNvPr id="0" name="work_vs_network.png"/>
+                    <pic:cNvPicPr/>
+                  </pic:nvPicPr>
+                  <pic:blipFill>
+                    <a:blip r:embed="rId10"/>
+                    <a:stretch>
+                      <a:fillRect/>
+                    </a:stretch>
+                  </pic:blipFill>
+                  <pic:spPr>
+                    <a:xfrm>
+                      <a:off x="0" y="0"/>
+                      <a:ext cx="5940000" cy="3712500"/>
+                    </a:xfrm>
+                    <a:prstGeom prst="rect">
+                      <a:avLst/>
+                    </a:prstGeom>
+                  </pic:spPr>
+                </pic:pic>
+              </a:graphicData>
+            </a:graphic>
+          </wp:inline>
+        </w:drawing>
+      </w:r>
+    </w:p>
+    <w:p>
+      <w:pPr>
+        <w:jc w:val="center"/>
+        <w:rPr>
+          <w:rFonts w:cs="Times New Roman"/>
+          <w:szCs w:val="24"/>
+        </w:rPr>
+      </w:pPr>
+      <w:r>
+        <w:rPr>
+          <w:rFonts w:cs="Times New Roman"/>
+          <w:i/>
+          <w:szCs w:val="24"/>
+        </w:rPr>
+        <w:t>Hình</w:t>
+      </w:r>
+      <w:r>
+        <w:rPr>
+          <w:rFonts w:cs="Times New Roman"/>
+          <w:i/>
+          <w:szCs w:val="24"/>
+          <w:lang w:val="vi-VN"/>
+        </w:rPr>
+        <w:t xml:space="preserve"> </w:t>
+      </w:r>
+      <w:r>
+        <w:rPr>
+          <w:rFonts w:cs="Times New Roman"/>
+          <w:i/>
+          <w:szCs w:val="24"/>
+        </w:rPr>
         <w:t>7</w:t>
       </w:r>
       <w:r>
@@ -3326,7 +3340,6 @@
                 <w:rFonts w:cs="Times New Roman"/>
                 <w:szCs w:val="24"/>
               </w:rPr>
-              <w:lastRenderedPageBreak/>
               <w:t>250ms</w:t>
             </w:r>
           </w:p>
@@ -3428,7 +3441,7 @@
                     <pic:cNvPicPr/>
                   </pic:nvPicPr>
                   <pic:blipFill>
-                    <a:blip r:embed="rId9"/>
+                    <a:blip r:embed="rId11"/>
                     <a:stretch>
                       <a:fillRect/>
                     </a:stretch>
@@ -4640,6 +4653,7 @@
           <w:rFonts w:cs="Times New Roman"/>
           <w:szCs w:val="24"/>
         </w:rPr>
+        <w:lastRenderedPageBreak/>
         <w:t>Kết quả này chứng minh hệ thống không xảy ra partial commit. Không có trường hợp một số node đã commit trong khi node khác bị lỗi và không commit.</w:t>
       </w:r>
     </w:p>
@@ -4655,7 +4669,6 @@
           <w:rFonts w:cs="Times New Roman"/>
           <w:szCs w:val="24"/>
         </w:rPr>
-        <w:lastRenderedPageBreak/>
         <w:t>Ý nghĩa của Failure Scenario là chứng minh Two-Phase Commit giúp đảm bảo tính Atomicity trong môi trường phân tán.</w:t>
       </w:r>
     </w:p>
@@ -4783,13 +4796,6 @@
           <w:rFonts w:eastAsia="Consolas" w:cs="Times New Roman"/>
           <w:szCs w:val="24"/>
         </w:rPr>
-        <w:t xml:space="preserve">Cost of Coordination (%) </w:t>
-      </w:r>
-      <w:r>
-        <w:rPr>
-          <w:rFonts w:eastAsia="Consolas" w:cs="Times New Roman"/>
-          <w:szCs w:val="24"/>
-        </w:rPr>
         <w:t>Cost = IO + CPU + Comm</w:t>
       </w:r>
     </w:p>
@@ -4800,6 +4806,7 @@
     </w:p>
     <w:p>
       <w:r>
+        <w:lastRenderedPageBreak/>
         <w:t>Do đó, đối với các hệ thống phân tán trên phạm vi rộng như regional hoặc trans-atlantic deployment, cần cân nhắc chi phí truyền thông khi lựa chọn cơ chế commit, thiết kế phân mảnh dữ liệu và triển khai transaction.</w:t>
       </w:r>
     </w:p>
@@ -5034,6 +5041,8 @@
       </w:pPr>
     </w:p>
     <w:sectPr>
+      <w:headerReference w:type="default" r:id="rId12"/>
+      <w:footerReference w:type="default" r:id="rId13"/>
       <w:pgSz w:w="11906" w:h="16838" w:code="9"/>
       <w:pgMar w:top="1134" w:right="1134" w:bottom="1134" w:left="1701" w:header="720" w:footer="720" w:gutter="0"/>
       <w:cols w:space="720"/>
@@ -5041,6 +5050,136 @@
     </w:sectPr>
   </w:body>
 </w:document>
+</file>
+
+<file path=word/endnotes.xml><?xml version="1.0" encoding="utf-8"?>
+<w:endnotes xmlns:wpc="http://schemas.microsoft.com/office/word/2010/wordprocessingCanvas" xmlns:cx="http://schemas.microsoft.com/office/drawing/2014/chartex" xmlns:cx1="http://schemas.microsoft.com/office/drawing/2015/9/8/chartex" xmlns:cx2="http://schemas.microsoft.com/office/drawing/2015/10/21/chartex" xmlns:cx3="http://schemas.microsoft.com/office/drawing/2016/5/9/chartex" xmlns:cx4="http://schemas.microsoft.com/office/drawing/2016/5/10/chartex" xmlns:cx5="http://schemas.microsoft.com/office/drawing/2016/5/11/chartex" xmlns:cx6="http://schemas.microsoft.com/office/drawing/2016/5/12/chartex" xmlns:cx7="http://schemas.microsoft.com/office/drawing/2016/5/13/chartex" xmlns:cx8="http://schemas.microsoft.com/office/drawing/2016/5/14/chartex" xmlns:mc="http://schemas.openxmlformats.org/markup-compatibility/2006" xmlns:aink="http://schemas.microsoft.com/office/drawing/2016/ink" xmlns:am3d="http://schemas.microsoft.com/office/drawing/2017/model3d" xmlns:o="urn:schemas-microsoft-com:office:office" xmlns:oel="http://schemas.microsoft.com/office/2019/extlst" xmlns:r="http://schemas.openxmlformats.org/officeDocument/2006/relationships" xmlns:m="http://schemas.openxmlformats.org/officeDocument/2006/math" xmlns:v="urn:schemas-microsoft-com:vml" xmlns:wp14="http://schemas.microsoft.com/office/word/2010/wordprocessingDrawing" xmlns:wp="http://schemas.openxmlformats.org/drawingml/2006/wordprocessingDrawing" xmlns:w10="urn:schemas-microsoft-com:office:word" xmlns:w="http://schemas.openxmlformats.org/wordprocessingml/2006/main" xmlns:w14="http://schemas.microsoft.com/office/word/2010/wordml" xmlns:w15="http://schemas.microsoft.com/office/word/2012/wordml" xmlns:w16cex="http://schemas.microsoft.com/office/word/2018/wordml/cex" xmlns:w16cid="http://schemas.microsoft.com/office/word/2016/wordml/cid" xmlns:w16="http://schemas.microsoft.com/office/word/2018/wordml" xmlns:w16du="http://schemas.microsoft.com/office/word/2023/wordml/word16du" xmlns:w16sdtdh="http://schemas.microsoft.com/office/word/2020/wordml/sdtdatahash" xmlns:w16sdtfl="http://schemas.microsoft.com/office/word/2024/wordml/sdtformatlock" xmlns:w16se="http://schemas.microsoft.com/office/word/2015/wordml/symex" xmlns:wpg="http://schemas.microsoft.com/office/word/2010/wordprocessingGroup" xmlns:wpi="http://schemas.microsoft.com/office/word/2010/wordprocessingInk" xmlns:wne="http://schemas.microsoft.com/office/word/2006/wordml" xmlns:wps="http://schemas.microsoft.com/office/word/2010/wordprocessingShape" mc:Ignorable="w14 w15 w16se w16cid w16 w16cex w16sdtdh w16sdtfl w16du wp14">
+  <w:endnote w:type="separator" w:id="-1">
+    <w:p>
+      <w:pPr>
+        <w:spacing w:line="240" w:lineRule="auto"/>
+      </w:pPr>
+      <w:r>
+        <w:separator/>
+      </w:r>
+    </w:p>
+  </w:endnote>
+  <w:endnote w:type="continuationSeparator" w:id="0">
+    <w:p>
+      <w:pPr>
+        <w:spacing w:line="240" w:lineRule="auto"/>
+      </w:pPr>
+      <w:r>
+        <w:continuationSeparator/>
+      </w:r>
+    </w:p>
+  </w:endnote>
+</w:endnotes>
+</file>
+
+<file path=word/footer1.xml><?xml version="1.0" encoding="utf-8"?>
+<w:ftr xmlns:wpc="http://schemas.microsoft.com/office/word/2010/wordprocessingCanvas" xmlns:cx="http://schemas.microsoft.com/office/drawing/2014/chartex" xmlns:cx1="http://schemas.microsoft.com/office/drawing/2015/9/8/chartex" xmlns:cx2="http://schemas.microsoft.com/office/drawing/2015/10/21/chartex" xmlns:cx3="http://schemas.microsoft.com/office/drawing/2016/5/9/chartex" xmlns:cx4="http://schemas.microsoft.com/office/drawing/2016/5/10/chartex" xmlns:cx5="http://schemas.microsoft.com/office/drawing/2016/5/11/chartex" xmlns:cx6="http://schemas.microsoft.com/office/drawing/2016/5/12/chartex" xmlns:cx7="http://schemas.microsoft.com/office/drawing/2016/5/13/chartex" xmlns:cx8="http://schemas.microsoft.com/office/drawing/2016/5/14/chartex" xmlns:mc="http://schemas.openxmlformats.org/markup-compatibility/2006" xmlns:aink="http://schemas.microsoft.com/office/drawing/2016/ink" xmlns:am3d="http://schemas.microsoft.com/office/drawing/2017/model3d" xmlns:o="urn:schemas-microsoft-com:office:office" xmlns:oel="http://schemas.microsoft.com/office/2019/extlst" xmlns:r="http://schemas.openxmlformats.org/officeDocument/2006/relationships" xmlns:m="http://schemas.openxmlformats.org/officeDocument/2006/math" xmlns:v="urn:schemas-microsoft-com:vml" xmlns:wp14="http://schemas.microsoft.com/office/word/2010/wordprocessingDrawing" xmlns:wp="http://schemas.openxmlformats.org/drawingml/2006/wordprocessingDrawing" xmlns:w10="urn:schemas-microsoft-com:office:word" xmlns:w="http://schemas.openxmlformats.org/wordprocessingml/2006/main" xmlns:w14="http://schemas.microsoft.com/office/word/2010/wordml" xmlns:w15="http://schemas.microsoft.com/office/word/2012/wordml" xmlns:w16cex="http://schemas.microsoft.com/office/word/2018/wordml/cex" xmlns:w16cid="http://schemas.microsoft.com/office/word/2016/wordml/cid" xmlns:w16="http://schemas.microsoft.com/office/word/2018/wordml" xmlns:w16du="http://schemas.microsoft.com/office/word/2023/wordml/word16du" xmlns:w16sdtdh="http://schemas.microsoft.com/office/word/2020/wordml/sdtdatahash" xmlns:w16sdtfl="http://schemas.microsoft.com/office/word/2024/wordml/sdtformatlock" xmlns:w16se="http://schemas.microsoft.com/office/word/2015/wordml/symex" xmlns:wpg="http://schemas.microsoft.com/office/word/2010/wordprocessingGroup" xmlns:wpi="http://schemas.microsoft.com/office/word/2010/wordprocessingInk" xmlns:wne="http://schemas.microsoft.com/office/word/2006/wordml" xmlns:wps="http://schemas.microsoft.com/office/word/2010/wordprocessingShape" mc:Ignorable="w14 w15 w16se w16cid w16 w16cex w16sdtdh w16sdtfl w16du wp14">
+  <w:sdt>
+    <w:sdtPr>
+      <w:id w:val="665215654"/>
+      <w:docPartObj>
+        <w:docPartGallery w:val="Page Numbers (Bottom of Page)"/>
+        <w:docPartUnique/>
+      </w:docPartObj>
+    </w:sdtPr>
+    <w:sdtEndPr>
+      <w:rPr>
+        <w:noProof/>
+      </w:rPr>
+    </w:sdtEndPr>
+    <w:sdtContent>
+      <w:p>
+        <w:pPr>
+          <w:pStyle w:val="Footer"/>
+          <w:jc w:val="center"/>
+        </w:pPr>
+        <w:r>
+          <w:fldChar w:fldCharType="begin"/>
+        </w:r>
+        <w:r>
+          <w:instrText xml:space="preserve"> PAGE   \* MERGEFORMAT </w:instrText>
+        </w:r>
+        <w:r>
+          <w:fldChar w:fldCharType="separate"/>
+        </w:r>
+        <w:r>
+          <w:rPr>
+            <w:noProof/>
+          </w:rPr>
+          <w:t>2</w:t>
+        </w:r>
+        <w:r>
+          <w:rPr>
+            <w:noProof/>
+          </w:rPr>
+          <w:fldChar w:fldCharType="end"/>
+        </w:r>
+      </w:p>
+    </w:sdtContent>
+  </w:sdt>
+  <w:p>
+    <w:pPr>
+      <w:pStyle w:val="Footer"/>
+    </w:pPr>
+  </w:p>
+</w:ftr>
+</file>
+
+<file path=word/footnotes.xml><?xml version="1.0" encoding="utf-8"?>
+<w:footnotes xmlns:wpc="http://schemas.microsoft.com/office/word/2010/wordprocessingCanvas" xmlns:cx="http://schemas.microsoft.com/office/drawing/2014/chartex" xmlns:cx1="http://schemas.microsoft.com/office/drawing/2015/9/8/chartex" xmlns:cx2="http://schemas.microsoft.com/office/drawing/2015/10/21/chartex" xmlns:cx3="http://schemas.microsoft.com/office/drawing/2016/5/9/chartex" xmlns:cx4="http://schemas.microsoft.com/office/drawing/2016/5/10/chartex" xmlns:cx5="http://schemas.microsoft.com/office/drawing/2016/5/11/chartex" xmlns:cx6="http://schemas.microsoft.com/office/drawing/2016/5/12/chartex" xmlns:cx7="http://schemas.microsoft.com/office/drawing/2016/5/13/chartex" xmlns:cx8="http://schemas.microsoft.com/office/drawing/2016/5/14/chartex" xmlns:mc="http://schemas.openxmlformats.org/markup-compatibility/2006" xmlns:aink="http://schemas.microsoft.com/office/drawing/2016/ink" xmlns:am3d="http://schemas.microsoft.com/office/drawing/2017/model3d" xmlns:o="urn:schemas-microsoft-com:office:office" xmlns:oel="http://schemas.microsoft.com/office/2019/extlst" xmlns:r="http://schemas.openxmlformats.org/officeDocument/2006/relationships" xmlns:m="http://schemas.openxmlformats.org/officeDocument/2006/math" xmlns:v="urn:schemas-microsoft-com:vml" xmlns:wp14="http://schemas.microsoft.com/office/word/2010/wordprocessingDrawing" xmlns:wp="http://schemas.openxmlformats.org/drawingml/2006/wordprocessingDrawing" xmlns:w10="urn:schemas-microsoft-com:office:word" xmlns:w="http://schemas.openxmlformats.org/wordprocessingml/2006/main" xmlns:w14="http://schemas.microsoft.com/office/word/2010/wordml" xmlns:w15="http://schemas.microsoft.com/office/word/2012/wordml" xmlns:w16cex="http://schemas.microsoft.com/office/word/2018/wordml/cex" xmlns:w16cid="http://schemas.microsoft.com/office/word/2016/wordml/cid" xmlns:w16="http://schemas.microsoft.com/office/word/2018/wordml" xmlns:w16du="http://schemas.microsoft.com/office/word/2023/wordml/word16du" xmlns:w16sdtdh="http://schemas.microsoft.com/office/word/2020/wordml/sdtdatahash" xmlns:w16sdtfl="http://schemas.microsoft.com/office/word/2024/wordml/sdtformatlock" xmlns:w16se="http://schemas.microsoft.com/office/word/2015/wordml/symex" xmlns:wpg="http://schemas.microsoft.com/office/word/2010/wordprocessingGroup" xmlns:wpi="http://schemas.microsoft.com/office/word/2010/wordprocessingInk" xmlns:wne="http://schemas.microsoft.com/office/word/2006/wordml" xmlns:wps="http://schemas.microsoft.com/office/word/2010/wordprocessingShape" mc:Ignorable="w14 w15 w16se w16cid w16 w16cex w16sdtdh w16sdtfl w16du wp14">
+  <w:footnote w:type="separator" w:id="-1">
+    <w:p>
+      <w:pPr>
+        <w:spacing w:line="240" w:lineRule="auto"/>
+      </w:pPr>
+      <w:r>
+        <w:separator/>
+      </w:r>
+    </w:p>
+  </w:footnote>
+  <w:footnote w:type="continuationSeparator" w:id="0">
+    <w:p>
+      <w:pPr>
+        <w:spacing w:line="240" w:lineRule="auto"/>
+      </w:pPr>
+      <w:r>
+        <w:continuationSeparator/>
+      </w:r>
+    </w:p>
+  </w:footnote>
+</w:footnotes>
+</file>
+
+<file path=word/header1.xml><?xml version="1.0" encoding="utf-8"?>
+<w:hdr xmlns:wpc="http://schemas.microsoft.com/office/word/2010/wordprocessingCanvas" xmlns:cx="http://schemas.microsoft.com/office/drawing/2014/chartex" xmlns:cx1="http://schemas.microsoft.com/office/drawing/2015/9/8/chartex" xmlns:cx2="http://schemas.microsoft.com/office/drawing/2015/10/21/chartex" xmlns:cx3="http://schemas.microsoft.com/office/drawing/2016/5/9/chartex" xmlns:cx4="http://schemas.microsoft.com/office/drawing/2016/5/10/chartex" xmlns:cx5="http://schemas.microsoft.com/office/drawing/2016/5/11/chartex" xmlns:cx6="http://schemas.microsoft.com/office/drawing/2016/5/12/chartex" xmlns:cx7="http://schemas.microsoft.com/office/drawing/2016/5/13/chartex" xmlns:cx8="http://schemas.microsoft.com/office/drawing/2016/5/14/chartex" xmlns:mc="http://schemas.openxmlformats.org/markup-compatibility/2006" xmlns:aink="http://schemas.microsoft.com/office/drawing/2016/ink" xmlns:am3d="http://schemas.microsoft.com/office/drawing/2017/model3d" xmlns:o="urn:schemas-microsoft-com:office:office" xmlns:oel="http://schemas.microsoft.com/office/2019/extlst" xmlns:r="http://schemas.openxmlformats.org/officeDocument/2006/relationships" xmlns:m="http://schemas.openxmlformats.org/officeDocument/2006/math" xmlns:v="urn:schemas-microsoft-com:vml" xmlns:wp14="http://schemas.microsoft.com/office/word/2010/wordprocessingDrawing" xmlns:wp="http://schemas.openxmlformats.org/drawingml/2006/wordprocessingDrawing" xmlns:w10="urn:schemas-microsoft-com:office:word" xmlns:w="http://schemas.openxmlformats.org/wordprocessingml/2006/main" xmlns:w14="http://schemas.microsoft.com/office/word/2010/wordml" xmlns:w15="http://schemas.microsoft.com/office/word/2012/wordml" xmlns:w16cex="http://schemas.microsoft.com/office/word/2018/wordml/cex" xmlns:w16cid="http://schemas.microsoft.com/office/word/2016/wordml/cid" xmlns:w16="http://schemas.microsoft.com/office/word/2018/wordml" xmlns:w16du="http://schemas.microsoft.com/office/word/2023/wordml/word16du" xmlns:w16sdtdh="http://schemas.microsoft.com/office/word/2020/wordml/sdtdatahash" xmlns:w16sdtfl="http://schemas.microsoft.com/office/word/2024/wordml/sdtformatlock" xmlns:w16se="http://schemas.microsoft.com/office/word/2015/wordml/symex" xmlns:wpg="http://schemas.microsoft.com/office/word/2010/wordprocessingGroup" xmlns:wpi="http://schemas.microsoft.com/office/word/2010/wordprocessingInk" xmlns:wne="http://schemas.microsoft.com/office/word/2006/wordml" xmlns:wps="http://schemas.microsoft.com/office/word/2010/wordprocessingShape" mc:Ignorable="w14 w15 w16se w16cid w16 w16cex w16sdtdh w16sdtfl w16du wp14">
+  <w:p>
+    <w:pPr>
+      <w:pStyle w:val="Header"/>
+      <w:rPr>
+        <w:lang w:val="vi-VN"/>
+      </w:rPr>
+    </w:pPr>
+    <w:r>
+      <w:t>Distributed</w:t>
+    </w:r>
+    <w:r>
+      <w:rPr>
+        <w:lang w:val="vi-VN"/>
+      </w:rPr>
+      <w:t xml:space="preserve"> Database</w:t>
+    </w:r>
+  </w:p>
+  <w:p>
+    <w:pPr>
+      <w:pStyle w:val="Header"/>
+    </w:pPr>
+  </w:p>
+</w:hdr>
 </file>
 
 <file path=word/numbering.xml><?xml version="1.0" encoding="utf-8"?>
@@ -5856,6 +5995,7 @@
   <w:style w:type="character" w:default="1" w:styleId="DefaultParagraphFont">
     <w:name w:val="Default Paragraph Font"/>
     <w:uiPriority w:val="1"/>
+    <w:semiHidden/>
     <w:unhideWhenUsed/>
   </w:style>
   <w:style w:type="table" w:default="1" w:styleId="TableNormal">
